--- a/ESP32/SoutheastCon_ESP32_04_HTTP_POST_Python_Server.docx
+++ b/ESP32/SoutheastCon_ESP32_04_HTTP_POST_Python_Server.docx
@@ -294,21 +294,12 @@
             <w:pPr>
               <w:spacing w:line="240" w:lineRule="auto"/>
             </w:pPr>
-            <w:proofErr w:type="spellStart"/>
             <w:r>
               <w:rPr>
                 <w:rFonts w:ascii="Consolas" w:hAnsi="Consolas" w:cs="Consolas"/>
                 <w:sz w:val="19"/>
               </w:rPr>
-              <w:t>py</w:t>
-            </w:r>
-            <w:proofErr w:type="spellEnd"/>
-            <w:r>
-              <w:rPr>
-                <w:rFonts w:ascii="Consolas" w:hAnsi="Consolas" w:cs="Consolas"/>
-                <w:sz w:val="19"/>
-              </w:rPr>
-              <w:t xml:space="preserve"> --version</w:t>
+              <w:t>py --version</w:t>
             </w:r>
           </w:p>
         </w:tc>
@@ -380,79 +371,7 @@
                 <w:rFonts w:ascii="Consolas" w:hAnsi="Consolas" w:cs="Consolas"/>
                 <w:sz w:val="19"/>
               </w:rPr>
-              <w:t xml:space="preserve">from </w:t>
-            </w:r>
-            <w:proofErr w:type="spellStart"/>
-            <w:r>
-              <w:rPr>
-                <w:rFonts w:ascii="Consolas" w:hAnsi="Consolas" w:cs="Consolas"/>
-                <w:sz w:val="19"/>
-              </w:rPr>
-              <w:t>http.server</w:t>
-            </w:r>
-            <w:proofErr w:type="spellEnd"/>
-            <w:r>
-              <w:rPr>
-                <w:rFonts w:ascii="Consolas" w:hAnsi="Consolas" w:cs="Consolas"/>
-                <w:sz w:val="19"/>
-              </w:rPr>
-              <w:t xml:space="preserve"> import </w:t>
-            </w:r>
-            <w:proofErr w:type="spellStart"/>
-            <w:r>
-              <w:rPr>
-                <w:rFonts w:ascii="Consolas" w:hAnsi="Consolas" w:cs="Consolas"/>
-                <w:sz w:val="19"/>
-              </w:rPr>
-              <w:t>BaseHTTPRequestHandler</w:t>
-            </w:r>
-            <w:proofErr w:type="spellEnd"/>
-            <w:r>
-              <w:rPr>
-                <w:rFonts w:ascii="Consolas" w:hAnsi="Consolas" w:cs="Consolas"/>
-                <w:sz w:val="19"/>
-              </w:rPr>
-              <w:t xml:space="preserve">, </w:t>
-            </w:r>
-            <w:proofErr w:type="spellStart"/>
-            <w:r>
-              <w:rPr>
-                <w:rFonts w:ascii="Consolas" w:hAnsi="Consolas" w:cs="Consolas"/>
-                <w:sz w:val="19"/>
-              </w:rPr>
-              <w:t>HTTPServer</w:t>
-            </w:r>
-            <w:proofErr w:type="spellEnd"/>
-            <w:r>
-              <w:rPr>
-                <w:rFonts w:ascii="Consolas" w:hAnsi="Consolas" w:cs="Consolas"/>
-                <w:sz w:val="19"/>
-              </w:rPr>
-              <w:br/>
-            </w:r>
-            <w:r>
-              <w:rPr>
-                <w:rFonts w:ascii="Consolas" w:hAnsi="Consolas" w:cs="Consolas"/>
-                <w:sz w:val="19"/>
-              </w:rPr>
-              <w:br/>
-              <w:t>class ESP32Handler(</w:t>
-            </w:r>
-            <w:proofErr w:type="spellStart"/>
-            <w:r>
-              <w:rPr>
-                <w:rFonts w:ascii="Consolas" w:hAnsi="Consolas" w:cs="Consolas"/>
-                <w:sz w:val="19"/>
-              </w:rPr>
-              <w:t>BaseHTTPRequestHandler</w:t>
-            </w:r>
-            <w:proofErr w:type="spellEnd"/>
-            <w:r>
-              <w:rPr>
-                <w:rFonts w:ascii="Consolas" w:hAnsi="Consolas" w:cs="Consolas"/>
-                <w:sz w:val="19"/>
-              </w:rPr>
-              <w:t>):</w:t>
+              <w:t>from http.server import BaseHTTPRequestHandler, HTTPServer</w:t>
             </w:r>
             <w:r>
               <w:rPr>
@@ -467,6 +386,14 @@
                 <w:sz w:val="19"/>
               </w:rPr>
               <w:br/>
+              <w:t>class ESP32Handler(BaseHTTPRequestHandler):</w:t>
+            </w:r>
+            <w:r>
+              <w:rPr>
+                <w:rFonts w:ascii="Consolas" w:hAnsi="Consolas" w:cs="Consolas"/>
+                <w:sz w:val="19"/>
+              </w:rPr>
+              <w:br/>
             </w:r>
             <w:r>
               <w:rPr>
@@ -474,23 +401,8 @@
                 <w:sz w:val="19"/>
               </w:rPr>
               <w:lastRenderedPageBreak/>
-              <w:t xml:space="preserve">    def </w:t>
-            </w:r>
-            <w:proofErr w:type="spellStart"/>
-            <w:r>
-              <w:rPr>
-                <w:rFonts w:ascii="Consolas" w:hAnsi="Consolas" w:cs="Consolas"/>
-                <w:sz w:val="19"/>
-              </w:rPr>
-              <w:t>do_POST</w:t>
-            </w:r>
-            <w:proofErr w:type="spellEnd"/>
-            <w:r>
-              <w:rPr>
-                <w:rFonts w:ascii="Consolas" w:hAnsi="Consolas" w:cs="Consolas"/>
-                <w:sz w:val="19"/>
-              </w:rPr>
-              <w:t>(self):</w:t>
+              <w:br/>
+              <w:t xml:space="preserve">    def do_POST(self):</w:t>
             </w:r>
             <w:r>
               <w:rPr>
@@ -498,23 +410,7 @@
                 <w:sz w:val="19"/>
               </w:rPr>
               <w:br/>
-              <w:t xml:space="preserve">        length = int(</w:t>
-            </w:r>
-            <w:proofErr w:type="spellStart"/>
-            <w:r>
-              <w:rPr>
-                <w:rFonts w:ascii="Consolas" w:hAnsi="Consolas" w:cs="Consolas"/>
-                <w:sz w:val="19"/>
-              </w:rPr>
-              <w:t>self.headers.get</w:t>
-            </w:r>
-            <w:proofErr w:type="spellEnd"/>
-            <w:r>
-              <w:rPr>
-                <w:rFonts w:ascii="Consolas" w:hAnsi="Consolas" w:cs="Consolas"/>
-                <w:sz w:val="19"/>
-              </w:rPr>
-              <w:t>('Content-Length', 0))</w:t>
+              <w:t xml:space="preserve">        length = int(self.headers.get('Content-Length', 0))</w:t>
             </w:r>
             <w:r>
               <w:rPr>
@@ -522,23 +418,7 @@
                 <w:sz w:val="19"/>
               </w:rPr>
               <w:br/>
-              <w:t xml:space="preserve">        data = </w:t>
-            </w:r>
-            <w:proofErr w:type="spellStart"/>
-            <w:r>
-              <w:rPr>
-                <w:rFonts w:ascii="Consolas" w:hAnsi="Consolas" w:cs="Consolas"/>
-                <w:sz w:val="19"/>
-              </w:rPr>
-              <w:t>self.rfile.read</w:t>
-            </w:r>
-            <w:proofErr w:type="spellEnd"/>
-            <w:r>
-              <w:rPr>
-                <w:rFonts w:ascii="Consolas" w:hAnsi="Consolas" w:cs="Consolas"/>
-                <w:sz w:val="19"/>
-              </w:rPr>
-              <w:t>(length)</w:t>
+              <w:t xml:space="preserve">        data = self.rfile.read(length)</w:t>
             </w:r>
             <w:r>
               <w:rPr>
@@ -569,23 +449,7 @@
                 <w:sz w:val="19"/>
               </w:rPr>
               <w:br/>
-              <w:t xml:space="preserve">        print(</w:t>
-            </w:r>
-            <w:proofErr w:type="spellStart"/>
-            <w:r>
-              <w:rPr>
-                <w:rFonts w:ascii="Consolas" w:hAnsi="Consolas" w:cs="Consolas"/>
-                <w:sz w:val="19"/>
-              </w:rPr>
-              <w:t>data.decode</w:t>
-            </w:r>
-            <w:proofErr w:type="spellEnd"/>
-            <w:r>
-              <w:rPr>
-                <w:rFonts w:ascii="Consolas" w:hAnsi="Consolas" w:cs="Consolas"/>
-                <w:sz w:val="19"/>
-              </w:rPr>
-              <w:t>("utf-8"))</w:t>
+              <w:t xml:space="preserve">        print(data.decode("utf-8"))</w:t>
             </w:r>
             <w:r>
               <w:rPr>
@@ -600,23 +464,7 @@
                 <w:sz w:val="19"/>
               </w:rPr>
               <w:br/>
-              <w:t xml:space="preserve">        </w:t>
-            </w:r>
-            <w:proofErr w:type="spellStart"/>
-            <w:r>
-              <w:rPr>
-                <w:rFonts w:ascii="Consolas" w:hAnsi="Consolas" w:cs="Consolas"/>
-                <w:sz w:val="19"/>
-              </w:rPr>
-              <w:t>self.send_response</w:t>
-            </w:r>
-            <w:proofErr w:type="spellEnd"/>
-            <w:r>
-              <w:rPr>
-                <w:rFonts w:ascii="Consolas" w:hAnsi="Consolas" w:cs="Consolas"/>
-                <w:sz w:val="19"/>
-              </w:rPr>
-              <w:t>(200)</w:t>
+              <w:t xml:space="preserve">        self.send_response(200)</w:t>
             </w:r>
             <w:r>
               <w:rPr>
@@ -624,23 +472,7 @@
                 <w:sz w:val="19"/>
               </w:rPr>
               <w:br/>
-              <w:t xml:space="preserve">        </w:t>
-            </w:r>
-            <w:proofErr w:type="spellStart"/>
-            <w:r>
-              <w:rPr>
-                <w:rFonts w:ascii="Consolas" w:hAnsi="Consolas" w:cs="Consolas"/>
-                <w:sz w:val="19"/>
-              </w:rPr>
-              <w:t>self.end_headers</w:t>
-            </w:r>
-            <w:proofErr w:type="spellEnd"/>
-            <w:r>
-              <w:rPr>
-                <w:rFonts w:ascii="Consolas" w:hAnsi="Consolas" w:cs="Consolas"/>
-                <w:sz w:val="19"/>
-              </w:rPr>
-              <w:t>()</w:t>
+              <w:t xml:space="preserve">        self.end_headers()</w:t>
             </w:r>
             <w:r>
               <w:rPr>
@@ -648,39 +480,7 @@
                 <w:sz w:val="19"/>
               </w:rPr>
               <w:br/>
-              <w:t xml:space="preserve">        </w:t>
-            </w:r>
-            <w:proofErr w:type="spellStart"/>
-            <w:r>
-              <w:rPr>
-                <w:rFonts w:ascii="Consolas" w:hAnsi="Consolas" w:cs="Consolas"/>
-                <w:sz w:val="19"/>
-              </w:rPr>
-              <w:t>self.wfile.write</w:t>
-            </w:r>
-            <w:proofErr w:type="spellEnd"/>
-            <w:r>
-              <w:rPr>
-                <w:rFonts w:ascii="Consolas" w:hAnsi="Consolas" w:cs="Consolas"/>
-                <w:sz w:val="19"/>
-              </w:rPr>
-              <w:t>(</w:t>
-            </w:r>
-            <w:proofErr w:type="spellStart"/>
-            <w:r>
-              <w:rPr>
-                <w:rFonts w:ascii="Consolas" w:hAnsi="Consolas" w:cs="Consolas"/>
-                <w:sz w:val="19"/>
-              </w:rPr>
-              <w:t>b"Received</w:t>
-            </w:r>
-            <w:proofErr w:type="spellEnd"/>
-            <w:r>
-              <w:rPr>
-                <w:rFonts w:ascii="Consolas" w:hAnsi="Consolas" w:cs="Consolas"/>
-                <w:sz w:val="19"/>
-              </w:rPr>
-              <w:t>")</w:t>
+              <w:t xml:space="preserve">        self.wfile.write(b"Received")</w:t>
             </w:r>
             <w:r>
               <w:rPr>
@@ -695,23 +495,7 @@
                 <w:sz w:val="19"/>
               </w:rPr>
               <w:br/>
-              <w:t xml:space="preserve">server = </w:t>
-            </w:r>
-            <w:proofErr w:type="spellStart"/>
-            <w:r>
-              <w:rPr>
-                <w:rFonts w:ascii="Consolas" w:hAnsi="Consolas" w:cs="Consolas"/>
-                <w:sz w:val="19"/>
-              </w:rPr>
-              <w:t>HTTPServer</w:t>
-            </w:r>
-            <w:proofErr w:type="spellEnd"/>
-            <w:r>
-              <w:rPr>
-                <w:rFonts w:ascii="Consolas" w:hAnsi="Consolas" w:cs="Consolas"/>
-                <w:sz w:val="19"/>
-              </w:rPr>
-              <w:t>(("0.0.0.0", 5000), ESP32Handler)</w:t>
+              <w:t>server = HTTPServer(("0.0.0.0", 5000), ESP32Handler)</w:t>
             </w:r>
             <w:r>
               <w:rPr>
@@ -742,23 +526,7 @@
                 <w:sz w:val="19"/>
               </w:rPr>
               <w:br/>
-              <w:t xml:space="preserve">print("Press </w:t>
-            </w:r>
-            <w:proofErr w:type="spellStart"/>
-            <w:r>
-              <w:rPr>
-                <w:rFonts w:ascii="Consolas" w:hAnsi="Consolas" w:cs="Consolas"/>
-                <w:sz w:val="19"/>
-              </w:rPr>
-              <w:t>Ctrl+C</w:t>
-            </w:r>
-            <w:proofErr w:type="spellEnd"/>
-            <w:r>
-              <w:rPr>
-                <w:rFonts w:ascii="Consolas" w:hAnsi="Consolas" w:cs="Consolas"/>
-                <w:sz w:val="19"/>
-              </w:rPr>
-              <w:t xml:space="preserve"> to stop")</w:t>
+              <w:t>print("Press Ctrl+C to stop")</w:t>
             </w:r>
             <w:r>
               <w:rPr>
@@ -773,22 +541,7 @@
                 <w:sz w:val="19"/>
               </w:rPr>
               <w:br/>
-            </w:r>
-            <w:proofErr w:type="spellStart"/>
-            <w:r>
-              <w:rPr>
-                <w:rFonts w:ascii="Consolas" w:hAnsi="Consolas" w:cs="Consolas"/>
-                <w:sz w:val="19"/>
-              </w:rPr>
-              <w:t>server.serve_forever</w:t>
-            </w:r>
-            <w:proofErr w:type="spellEnd"/>
-            <w:r>
-              <w:rPr>
-                <w:rFonts w:ascii="Consolas" w:hAnsi="Consolas" w:cs="Consolas"/>
-                <w:sz w:val="19"/>
-              </w:rPr>
-              <w:t>()</w:t>
+              <w:t>server.serve_forever()</w:t>
             </w:r>
           </w:p>
         </w:tc>
@@ -983,10 +736,7 @@
         <w:pStyle w:val="ListBullet"/>
       </w:pPr>
       <w:r>
-        <w:t>T</w:t>
-      </w:r>
-      <w:r>
-        <w:t>he ESP32-WROOM-32 and the computer must be able to reach each other over the network</w:t>
+        <w:t>The ESP32-WROOM-32 and the computer must be able to reach each other over the network</w:t>
       </w:r>
     </w:p>
     <w:p>
@@ -1014,6 +764,7 @@
         <w:rPr>
           <w:rFonts w:ascii="Calibri" w:hAnsi="Calibri" w:cs="Calibri"/>
         </w:rPr>
+        <w:lastRenderedPageBreak/>
         <w:t>Part 6 — Create the ESP32 Program</w:t>
       </w:r>
     </w:p>
@@ -1062,23 +813,7 @@
                 <w:rFonts w:ascii="Consolas" w:hAnsi="Consolas" w:cs="Consolas"/>
                 <w:sz w:val="19"/>
               </w:rPr>
-              <w:t>#include &lt;</w:t>
-            </w:r>
-            <w:proofErr w:type="spellStart"/>
-            <w:r>
-              <w:rPr>
-                <w:rFonts w:ascii="Consolas" w:hAnsi="Consolas" w:cs="Consolas"/>
-                <w:sz w:val="19"/>
-              </w:rPr>
-              <w:t>WiFi.h</w:t>
-            </w:r>
-            <w:proofErr w:type="spellEnd"/>
-            <w:r>
-              <w:rPr>
-                <w:rFonts w:ascii="Consolas" w:hAnsi="Consolas" w:cs="Consolas"/>
-                <w:sz w:val="19"/>
-              </w:rPr>
-              <w:t>&gt;</w:t>
+              <w:t>#include &lt;WiFi.h&gt;</w:t>
             </w:r>
             <w:r>
               <w:rPr>
@@ -1086,30 +821,7 @@
                 <w:sz w:val="19"/>
               </w:rPr>
               <w:br/>
-            </w:r>
-            <w:r>
-              <w:rPr>
-                <w:rFonts w:ascii="Consolas" w:hAnsi="Consolas" w:cs="Consolas"/>
-                <w:sz w:val="19"/>
-              </w:rPr>
-              <w:lastRenderedPageBreak/>
-              <w:t>#include &lt;</w:t>
-            </w:r>
-            <w:proofErr w:type="spellStart"/>
-            <w:r>
-              <w:rPr>
-                <w:rFonts w:ascii="Consolas" w:hAnsi="Consolas" w:cs="Consolas"/>
-                <w:sz w:val="19"/>
-              </w:rPr>
-              <w:t>HTTPClient.h</w:t>
-            </w:r>
-            <w:proofErr w:type="spellEnd"/>
-            <w:r>
-              <w:rPr>
-                <w:rFonts w:ascii="Consolas" w:hAnsi="Consolas" w:cs="Consolas"/>
-                <w:sz w:val="19"/>
-              </w:rPr>
-              <w:t>&gt;</w:t>
+              <w:t>#include &lt;HTTPClient.h&gt;</w:t>
             </w:r>
             <w:r>
               <w:rPr>
@@ -1124,39 +836,7 @@
                 <w:sz w:val="19"/>
               </w:rPr>
               <w:br/>
-              <w:t xml:space="preserve">const char* </w:t>
-            </w:r>
-            <w:proofErr w:type="spellStart"/>
-            <w:r>
-              <w:rPr>
-                <w:rFonts w:ascii="Consolas" w:hAnsi="Consolas" w:cs="Consolas"/>
-                <w:sz w:val="19"/>
-              </w:rPr>
-              <w:t>ssid</w:t>
-            </w:r>
-            <w:proofErr w:type="spellEnd"/>
-            <w:r>
-              <w:rPr>
-                <w:rFonts w:ascii="Consolas" w:hAnsi="Consolas" w:cs="Consolas"/>
-                <w:sz w:val="19"/>
-              </w:rPr>
-              <w:t xml:space="preserve"> = "</w:t>
-            </w:r>
-            <w:proofErr w:type="spellStart"/>
-            <w:r>
-              <w:rPr>
-                <w:rFonts w:ascii="Consolas" w:hAnsi="Consolas" w:cs="Consolas"/>
-                <w:sz w:val="19"/>
-              </w:rPr>
-              <w:t>YourNetworkName</w:t>
-            </w:r>
-            <w:proofErr w:type="spellEnd"/>
-            <w:r>
-              <w:rPr>
-                <w:rFonts w:ascii="Consolas" w:hAnsi="Consolas" w:cs="Consolas"/>
-                <w:sz w:val="19"/>
-              </w:rPr>
-              <w:t>";</w:t>
+              <w:t>const char* ssid = "YourNetworkName";</w:t>
             </w:r>
             <w:r>
               <w:rPr>
@@ -1164,23 +844,7 @@
                 <w:sz w:val="19"/>
               </w:rPr>
               <w:br/>
-              <w:t>const char* password = "</w:t>
-            </w:r>
-            <w:proofErr w:type="spellStart"/>
-            <w:r>
-              <w:rPr>
-                <w:rFonts w:ascii="Consolas" w:hAnsi="Consolas" w:cs="Consolas"/>
-                <w:sz w:val="19"/>
-              </w:rPr>
-              <w:t>YourPassword</w:t>
-            </w:r>
-            <w:proofErr w:type="spellEnd"/>
-            <w:r>
-              <w:rPr>
-                <w:rFonts w:ascii="Consolas" w:hAnsi="Consolas" w:cs="Consolas"/>
-                <w:sz w:val="19"/>
-              </w:rPr>
-              <w:t>";</w:t>
+              <w:t>const char* password = "YourPassword";</w:t>
             </w:r>
             <w:r>
               <w:rPr>
@@ -1195,23 +859,7 @@
                 <w:sz w:val="19"/>
               </w:rPr>
               <w:br/>
-              <w:t xml:space="preserve">const char* </w:t>
-            </w:r>
-            <w:proofErr w:type="spellStart"/>
-            <w:r>
-              <w:rPr>
-                <w:rFonts w:ascii="Consolas" w:hAnsi="Consolas" w:cs="Consolas"/>
-                <w:sz w:val="19"/>
-              </w:rPr>
-              <w:t>serverURL</w:t>
-            </w:r>
-            <w:proofErr w:type="spellEnd"/>
-            <w:r>
-              <w:rPr>
-                <w:rFonts w:ascii="Consolas" w:hAnsi="Consolas" w:cs="Consolas"/>
-                <w:sz w:val="19"/>
-              </w:rPr>
-              <w:t xml:space="preserve"> = "http://192.168.1.50:5000/";</w:t>
+              <w:t>const char* serverURL = "http://192.168.1.50:5000/";</w:t>
             </w:r>
             <w:r>
               <w:rPr>
@@ -1226,23 +874,7 @@
                 <w:sz w:val="19"/>
               </w:rPr>
               <w:br/>
-              <w:t xml:space="preserve">void </w:t>
-            </w:r>
-            <w:proofErr w:type="gramStart"/>
-            <w:r>
-              <w:rPr>
-                <w:rFonts w:ascii="Consolas" w:hAnsi="Consolas" w:cs="Consolas"/>
-                <w:sz w:val="19"/>
-              </w:rPr>
-              <w:t>setup(</w:t>
-            </w:r>
-            <w:proofErr w:type="gramEnd"/>
-            <w:r>
-              <w:rPr>
-                <w:rFonts w:ascii="Consolas" w:hAnsi="Consolas" w:cs="Consolas"/>
-                <w:sz w:val="19"/>
-              </w:rPr>
-              <w:t>)</w:t>
+              <w:t>void setup()</w:t>
             </w:r>
             <w:r>
               <w:rPr>
@@ -1258,23 +890,7 @@
                 <w:sz w:val="19"/>
               </w:rPr>
               <w:br/>
-              <w:t xml:space="preserve">    </w:t>
-            </w:r>
-            <w:proofErr w:type="spellStart"/>
-            <w:r>
-              <w:rPr>
-                <w:rFonts w:ascii="Consolas" w:hAnsi="Consolas" w:cs="Consolas"/>
-                <w:sz w:val="19"/>
-              </w:rPr>
-              <w:t>Serial.begin</w:t>
-            </w:r>
-            <w:proofErr w:type="spellEnd"/>
-            <w:r>
-              <w:rPr>
-                <w:rFonts w:ascii="Consolas" w:hAnsi="Consolas" w:cs="Consolas"/>
-                <w:sz w:val="19"/>
-              </w:rPr>
-              <w:t>(115200);</w:t>
+              <w:t xml:space="preserve">    Serial.begin(115200);</w:t>
             </w:r>
             <w:r>
               <w:rPr>
@@ -1289,39 +905,7 @@
                 <w:sz w:val="19"/>
               </w:rPr>
               <w:br/>
-              <w:t xml:space="preserve">    </w:t>
-            </w:r>
-            <w:proofErr w:type="spellStart"/>
-            <w:r>
-              <w:rPr>
-                <w:rFonts w:ascii="Consolas" w:hAnsi="Consolas" w:cs="Consolas"/>
-                <w:sz w:val="19"/>
-              </w:rPr>
-              <w:t>WiFi.begin</w:t>
-            </w:r>
-            <w:proofErr w:type="spellEnd"/>
-            <w:r>
-              <w:rPr>
-                <w:rFonts w:ascii="Consolas" w:hAnsi="Consolas" w:cs="Consolas"/>
-                <w:sz w:val="19"/>
-              </w:rPr>
-              <w:t>(</w:t>
-            </w:r>
-            <w:proofErr w:type="spellStart"/>
-            <w:r>
-              <w:rPr>
-                <w:rFonts w:ascii="Consolas" w:hAnsi="Consolas" w:cs="Consolas"/>
-                <w:sz w:val="19"/>
-              </w:rPr>
-              <w:t>ssid</w:t>
-            </w:r>
-            <w:proofErr w:type="spellEnd"/>
-            <w:r>
-              <w:rPr>
-                <w:rFonts w:ascii="Consolas" w:hAnsi="Consolas" w:cs="Consolas"/>
-                <w:sz w:val="19"/>
-              </w:rPr>
-              <w:t>, password);</w:t>
+              <w:t xml:space="preserve">    WiFi.begin(ssid, password);</w:t>
             </w:r>
             <w:r>
               <w:rPr>
@@ -1336,23 +920,7 @@
                 <w:sz w:val="19"/>
               </w:rPr>
               <w:br/>
-              <w:t xml:space="preserve">    while (</w:t>
-            </w:r>
-            <w:proofErr w:type="spellStart"/>
-            <w:r>
-              <w:rPr>
-                <w:rFonts w:ascii="Consolas" w:hAnsi="Consolas" w:cs="Consolas"/>
-                <w:sz w:val="19"/>
-              </w:rPr>
-              <w:t>WiFi.status</w:t>
-            </w:r>
-            <w:proofErr w:type="spellEnd"/>
-            <w:r>
-              <w:rPr>
-                <w:rFonts w:ascii="Consolas" w:hAnsi="Consolas" w:cs="Consolas"/>
-                <w:sz w:val="19"/>
-              </w:rPr>
-              <w:t>() != WL_CONNECTED)</w:t>
+              <w:t xml:space="preserve">    while (WiFi.status() != WL_CONNECTED)</w:t>
             </w:r>
             <w:r>
               <w:rPr>
@@ -1372,23 +940,7 @@
                 <w:rFonts w:ascii="Consolas" w:hAnsi="Consolas" w:cs="Consolas"/>
                 <w:sz w:val="19"/>
               </w:rPr>
-              <w:t xml:space="preserve">        </w:t>
-            </w:r>
-            <w:proofErr w:type="spellStart"/>
-            <w:r>
-              <w:rPr>
-                <w:rFonts w:ascii="Consolas" w:hAnsi="Consolas" w:cs="Consolas"/>
-                <w:sz w:val="19"/>
-              </w:rPr>
-              <w:t>Serial.print</w:t>
-            </w:r>
-            <w:proofErr w:type="spellEnd"/>
-            <w:r>
-              <w:rPr>
-                <w:rFonts w:ascii="Consolas" w:hAnsi="Consolas" w:cs="Consolas"/>
-                <w:sz w:val="19"/>
-              </w:rPr>
-              <w:t>(".");</w:t>
+              <w:t xml:space="preserve">        Serial.print(".");</w:t>
             </w:r>
             <w:r>
               <w:rPr>
@@ -1419,23 +971,7 @@
                 <w:sz w:val="19"/>
               </w:rPr>
               <w:br/>
-              <w:t xml:space="preserve">    </w:t>
-            </w:r>
-            <w:proofErr w:type="spellStart"/>
-            <w:r>
-              <w:rPr>
-                <w:rFonts w:ascii="Consolas" w:hAnsi="Consolas" w:cs="Consolas"/>
-                <w:sz w:val="19"/>
-              </w:rPr>
-              <w:t>Serial.println</w:t>
-            </w:r>
-            <w:proofErr w:type="spellEnd"/>
-            <w:r>
-              <w:rPr>
-                <w:rFonts w:ascii="Consolas" w:hAnsi="Consolas" w:cs="Consolas"/>
-                <w:sz w:val="19"/>
-              </w:rPr>
-              <w:t>("  Wi-Fi connected");</w:t>
+              <w:t xml:space="preserve">    Serial.println("  Wi-Fi connected");</w:t>
             </w:r>
             <w:r>
               <w:rPr>
@@ -1443,39 +979,7 @@
                 <w:sz w:val="19"/>
               </w:rPr>
               <w:br/>
-              <w:t xml:space="preserve">    </w:t>
-            </w:r>
-            <w:proofErr w:type="spellStart"/>
-            <w:r>
-              <w:rPr>
-                <w:rFonts w:ascii="Consolas" w:hAnsi="Consolas" w:cs="Consolas"/>
-                <w:sz w:val="19"/>
-              </w:rPr>
-              <w:t>Serial.println</w:t>
-            </w:r>
-            <w:proofErr w:type="spellEnd"/>
-            <w:r>
-              <w:rPr>
-                <w:rFonts w:ascii="Consolas" w:hAnsi="Consolas" w:cs="Consolas"/>
-                <w:sz w:val="19"/>
-              </w:rPr>
-              <w:t>(</w:t>
-            </w:r>
-            <w:proofErr w:type="spellStart"/>
-            <w:r>
-              <w:rPr>
-                <w:rFonts w:ascii="Consolas" w:hAnsi="Consolas" w:cs="Consolas"/>
-                <w:sz w:val="19"/>
-              </w:rPr>
-              <w:t>WiFi.localIP</w:t>
-            </w:r>
-            <w:proofErr w:type="spellEnd"/>
-            <w:r>
-              <w:rPr>
-                <w:rFonts w:ascii="Consolas" w:hAnsi="Consolas" w:cs="Consolas"/>
-                <w:sz w:val="19"/>
-              </w:rPr>
-              <w:t>());</w:t>
+              <w:t xml:space="preserve">    Serial.println(WiFi.localIP());</w:t>
             </w:r>
             <w:r>
               <w:rPr>
@@ -1490,23 +994,7 @@
                 <w:sz w:val="19"/>
               </w:rPr>
               <w:br/>
-              <w:t xml:space="preserve">    </w:t>
-            </w:r>
-            <w:proofErr w:type="spellStart"/>
-            <w:r>
-              <w:rPr>
-                <w:rFonts w:ascii="Consolas" w:hAnsi="Consolas" w:cs="Consolas"/>
-                <w:sz w:val="19"/>
-              </w:rPr>
-              <w:t>HTTPClient</w:t>
-            </w:r>
-            <w:proofErr w:type="spellEnd"/>
-            <w:r>
-              <w:rPr>
-                <w:rFonts w:ascii="Consolas" w:hAnsi="Consolas" w:cs="Consolas"/>
-                <w:sz w:val="19"/>
-              </w:rPr>
-              <w:t xml:space="preserve"> http;</w:t>
+              <w:t xml:space="preserve">    HTTPClient http;</w:t>
             </w:r>
             <w:r>
               <w:rPr>
@@ -1514,39 +1002,7 @@
                 <w:sz w:val="19"/>
               </w:rPr>
               <w:br/>
-              <w:t xml:space="preserve">    </w:t>
-            </w:r>
-            <w:proofErr w:type="spellStart"/>
-            <w:r>
-              <w:rPr>
-                <w:rFonts w:ascii="Consolas" w:hAnsi="Consolas" w:cs="Consolas"/>
-                <w:sz w:val="19"/>
-              </w:rPr>
-              <w:t>http.begin</w:t>
-            </w:r>
-            <w:proofErr w:type="spellEnd"/>
-            <w:r>
-              <w:rPr>
-                <w:rFonts w:ascii="Consolas" w:hAnsi="Consolas" w:cs="Consolas"/>
-                <w:sz w:val="19"/>
-              </w:rPr>
-              <w:t>(</w:t>
-            </w:r>
-            <w:proofErr w:type="spellStart"/>
-            <w:r>
-              <w:rPr>
-                <w:rFonts w:ascii="Consolas" w:hAnsi="Consolas" w:cs="Consolas"/>
-                <w:sz w:val="19"/>
-              </w:rPr>
-              <w:t>serverURL</w:t>
-            </w:r>
-            <w:proofErr w:type="spellEnd"/>
-            <w:r>
-              <w:rPr>
-                <w:rFonts w:ascii="Consolas" w:hAnsi="Consolas" w:cs="Consolas"/>
-                <w:sz w:val="19"/>
-              </w:rPr>
-              <w:t>);</w:t>
+              <w:t xml:space="preserve">    http.begin(serverURL);</w:t>
             </w:r>
             <w:r>
               <w:rPr>
@@ -1561,39 +1017,7 @@
                 <w:sz w:val="19"/>
               </w:rPr>
               <w:br/>
-              <w:t xml:space="preserve">    int </w:t>
-            </w:r>
-            <w:proofErr w:type="spellStart"/>
-            <w:r>
-              <w:rPr>
-                <w:rFonts w:ascii="Consolas" w:hAnsi="Consolas" w:cs="Consolas"/>
-                <w:sz w:val="19"/>
-              </w:rPr>
-              <w:t>responseCode</w:t>
-            </w:r>
-            <w:proofErr w:type="spellEnd"/>
-            <w:r>
-              <w:rPr>
-                <w:rFonts w:ascii="Consolas" w:hAnsi="Consolas" w:cs="Consolas"/>
-                <w:sz w:val="19"/>
-              </w:rPr>
-              <w:t xml:space="preserve"> = </w:t>
-            </w:r>
-            <w:proofErr w:type="spellStart"/>
-            <w:r>
-              <w:rPr>
-                <w:rFonts w:ascii="Consolas" w:hAnsi="Consolas" w:cs="Consolas"/>
-                <w:sz w:val="19"/>
-              </w:rPr>
-              <w:t>http.POST</w:t>
-            </w:r>
-            <w:proofErr w:type="spellEnd"/>
-            <w:r>
-              <w:rPr>
-                <w:rFonts w:ascii="Consolas" w:hAnsi="Consolas" w:cs="Consolas"/>
-                <w:sz w:val="19"/>
-              </w:rPr>
-              <w:t>("Hello World");</w:t>
+              <w:t xml:space="preserve">    int responseCode = http.POST("Hello World");</w:t>
             </w:r>
             <w:r>
               <w:rPr>
@@ -1608,23 +1032,7 @@
                 <w:sz w:val="19"/>
               </w:rPr>
               <w:br/>
-              <w:t xml:space="preserve">    </w:t>
-            </w:r>
-            <w:proofErr w:type="spellStart"/>
-            <w:r>
-              <w:rPr>
-                <w:rFonts w:ascii="Consolas" w:hAnsi="Consolas" w:cs="Consolas"/>
-                <w:sz w:val="19"/>
-              </w:rPr>
-              <w:t>Serial.print</w:t>
-            </w:r>
-            <w:proofErr w:type="spellEnd"/>
-            <w:r>
-              <w:rPr>
-                <w:rFonts w:ascii="Consolas" w:hAnsi="Consolas" w:cs="Consolas"/>
-                <w:sz w:val="19"/>
-              </w:rPr>
-              <w:t>("HTTP Response: ");</w:t>
+              <w:t xml:space="preserve">    Serial.print("HTTP Response: ");</w:t>
             </w:r>
             <w:r>
               <w:rPr>
@@ -1632,39 +1040,7 @@
                 <w:sz w:val="19"/>
               </w:rPr>
               <w:br/>
-              <w:t xml:space="preserve">    </w:t>
-            </w:r>
-            <w:proofErr w:type="spellStart"/>
-            <w:r>
-              <w:rPr>
-                <w:rFonts w:ascii="Consolas" w:hAnsi="Consolas" w:cs="Consolas"/>
-                <w:sz w:val="19"/>
-              </w:rPr>
-              <w:t>Serial.println</w:t>
-            </w:r>
-            <w:proofErr w:type="spellEnd"/>
-            <w:r>
-              <w:rPr>
-                <w:rFonts w:ascii="Consolas" w:hAnsi="Consolas" w:cs="Consolas"/>
-                <w:sz w:val="19"/>
-              </w:rPr>
-              <w:t>(</w:t>
-            </w:r>
-            <w:proofErr w:type="spellStart"/>
-            <w:r>
-              <w:rPr>
-                <w:rFonts w:ascii="Consolas" w:hAnsi="Consolas" w:cs="Consolas"/>
-                <w:sz w:val="19"/>
-              </w:rPr>
-              <w:t>responseCode</w:t>
-            </w:r>
-            <w:proofErr w:type="spellEnd"/>
-            <w:r>
-              <w:rPr>
-                <w:rFonts w:ascii="Consolas" w:hAnsi="Consolas" w:cs="Consolas"/>
-                <w:sz w:val="19"/>
-              </w:rPr>
-              <w:t>);</w:t>
+              <w:t xml:space="preserve">    Serial.println(responseCode);</w:t>
             </w:r>
             <w:r>
               <w:rPr>
@@ -1679,23 +1055,7 @@
                 <w:sz w:val="19"/>
               </w:rPr>
               <w:br/>
-              <w:t xml:space="preserve">    </w:t>
-            </w:r>
-            <w:proofErr w:type="spellStart"/>
-            <w:r>
-              <w:rPr>
-                <w:rFonts w:ascii="Consolas" w:hAnsi="Consolas" w:cs="Consolas"/>
-                <w:sz w:val="19"/>
-              </w:rPr>
-              <w:t>http.end</w:t>
-            </w:r>
-            <w:proofErr w:type="spellEnd"/>
-            <w:r>
-              <w:rPr>
-                <w:rFonts w:ascii="Consolas" w:hAnsi="Consolas" w:cs="Consolas"/>
-                <w:sz w:val="19"/>
-              </w:rPr>
-              <w:t>();</w:t>
+              <w:t xml:space="preserve">    http.end();</w:t>
             </w:r>
             <w:r>
               <w:rPr>
@@ -2085,10 +1445,12 @@
       </w:r>
     </w:p>
     <w:sectPr>
-      <w:headerReference w:type="default" r:id="rId10"/>
-      <w:footerReference w:type="even" r:id="rId11"/>
-      <w:footerReference w:type="default" r:id="rId12"/>
-      <w:footerReference w:type="first" r:id="rId13"/>
+      <w:headerReference w:type="even" r:id="rId10"/>
+      <w:headerReference w:type="default" r:id="rId11"/>
+      <w:footerReference w:type="even" r:id="rId12"/>
+      <w:footerReference w:type="default" r:id="rId13"/>
+      <w:headerReference w:type="first" r:id="rId14"/>
+      <w:footerReference w:type="first" r:id="rId15"/>
       <w:pgSz w:w="12240" w:h="15840"/>
       <w:pgMar w:top="936" w:right="1080" w:bottom="936" w:left="1080" w:header="720" w:footer="720" w:gutter="0"/>
       <w:cols w:space="720"/>
@@ -2238,7 +1600,7 @@
       <w:rPr>
         <w:sz w:val="18"/>
       </w:rPr>
-      <w:t>Last modified: September 27, 2026 1:48 PM EDT * Rodney Radford</w:t>
+      <w:t>Last modified: September 27, 2026 1:48 PM * Rodney Radford</w:t>
     </w:r>
   </w:p>
 </w:ftr>
@@ -2270,6 +1632,26 @@
 </file>
 
 <file path=word/header1.xml><?xml version="1.0" encoding="utf-8"?>
+<w:hdr xmlns:wpc="http://schemas.microsoft.com/office/word/2010/wordprocessingCanvas" xmlns:cx="http://schemas.microsoft.com/office/drawing/2014/chartex" xmlns:cx1="http://schemas.microsoft.com/office/drawing/2015/9/8/chartex" xmlns:cx2="http://schemas.microsoft.com/office/drawing/2015/10/21/chartex" xmlns:cx3="http://schemas.microsoft.com/office/drawing/2016/5/9/chartex" xmlns:cx4="http://schemas.microsoft.com/office/drawing/2016/5/10/chartex" xmlns:cx5="http://schemas.microsoft.com/office/drawing/2016/5/11/chartex" xmlns:cx6="http://schemas.microsoft.com/office/drawing/2016/5/12/chartex" xmlns:cx7="http://schemas.microsoft.com/office/drawing/2016/5/13/chartex" xmlns:cx8="http://schemas.microsoft.com/office/drawing/2016/5/14/chartex" xmlns:mc="http://schemas.openxmlformats.org/markup-compatibility/2006" xmlns:aink="http://schemas.microsoft.com/office/drawing/2016/ink" xmlns:am3d="http://schemas.microsoft.com/office/drawing/2017/model3d" xmlns:o="urn:schemas-microsoft-com:office:office" xmlns:oel="http://schemas.microsoft.com/office/2019/extlst" xmlns:r="http://schemas.openxmlformats.org/officeDocument/2006/relationships" xmlns:m="http://schemas.openxmlformats.org/officeDocument/2006/math" xmlns:v="urn:schemas-microsoft-com:vml" xmlns:wp14="http://schemas.microsoft.com/office/word/2010/wordprocessingDrawing" xmlns:wp="http://schemas.openxmlformats.org/drawingml/2006/wordprocessingDrawing" xmlns:w10="urn:schemas-microsoft-com:office:word" xmlns:w="http://schemas.openxmlformats.org/wordprocessingml/2006/main" xmlns:w14="http://schemas.microsoft.com/office/word/2010/wordml" xmlns:w15="http://schemas.microsoft.com/office/word/2012/wordml" xmlns:w16cex="http://schemas.microsoft.com/office/word/2018/wordml/cex" xmlns:w16cid="http://schemas.microsoft.com/office/word/2016/wordml/cid" xmlns:w16="http://schemas.microsoft.com/office/word/2018/wordml" xmlns:w16sdtdh="http://schemas.microsoft.com/office/word/2020/wordml/sdtdatahash" xmlns:w16se="http://schemas.microsoft.com/office/word/2015/wordml/symex" xmlns:wpg="http://schemas.microsoft.com/office/word/2010/wordprocessingGroup" xmlns:wpi="http://schemas.microsoft.com/office/word/2010/wordprocessingInk" xmlns:wne="http://schemas.microsoft.com/office/word/2006/wordml" xmlns:wps="http://schemas.microsoft.com/office/word/2010/wordprocessingShape" mc:Ignorable="w14 w15 w16se w16cid w16 w16cex w16sdtdh wp14">
+  <w:p>
+    <w:pPr>
+      <w:pStyle w:val="Header"/>
+    </w:pPr>
+  </w:p>
+</w:hdr>
+</file>
+
+<file path=word/header2.xml><?xml version="1.0" encoding="utf-8"?>
+<w:hdr xmlns:wpc="http://schemas.microsoft.com/office/word/2010/wordprocessingCanvas" xmlns:cx="http://schemas.microsoft.com/office/drawing/2014/chartex" xmlns:cx1="http://schemas.microsoft.com/office/drawing/2015/9/8/chartex" xmlns:cx2="http://schemas.microsoft.com/office/drawing/2015/10/21/chartex" xmlns:cx3="http://schemas.microsoft.com/office/drawing/2016/5/9/chartex" xmlns:cx4="http://schemas.microsoft.com/office/drawing/2016/5/10/chartex" xmlns:cx5="http://schemas.microsoft.com/office/drawing/2016/5/11/chartex" xmlns:cx6="http://schemas.microsoft.com/office/drawing/2016/5/12/chartex" xmlns:cx7="http://schemas.microsoft.com/office/drawing/2016/5/13/chartex" xmlns:cx8="http://schemas.microsoft.com/office/drawing/2016/5/14/chartex" xmlns:mc="http://schemas.openxmlformats.org/markup-compatibility/2006" xmlns:aink="http://schemas.microsoft.com/office/drawing/2016/ink" xmlns:am3d="http://schemas.microsoft.com/office/drawing/2017/model3d" xmlns:o="urn:schemas-microsoft-com:office:office" xmlns:oel="http://schemas.microsoft.com/office/2019/extlst" xmlns:r="http://schemas.openxmlformats.org/officeDocument/2006/relationships" xmlns:m="http://schemas.openxmlformats.org/officeDocument/2006/math" xmlns:v="urn:schemas-microsoft-com:vml" xmlns:wp14="http://schemas.microsoft.com/office/word/2010/wordprocessingDrawing" xmlns:wp="http://schemas.openxmlformats.org/drawingml/2006/wordprocessingDrawing" xmlns:w10="urn:schemas-microsoft-com:office:word" xmlns:w="http://schemas.openxmlformats.org/wordprocessingml/2006/main" xmlns:w14="http://schemas.microsoft.com/office/word/2010/wordml" xmlns:w15="http://schemas.microsoft.com/office/word/2012/wordml" xmlns:w16cex="http://schemas.microsoft.com/office/word/2018/wordml/cex" xmlns:w16cid="http://schemas.microsoft.com/office/word/2016/wordml/cid" xmlns:w16="http://schemas.microsoft.com/office/word/2018/wordml" xmlns:w16sdtdh="http://schemas.microsoft.com/office/word/2020/wordml/sdtdatahash" xmlns:w16se="http://schemas.microsoft.com/office/word/2015/wordml/symex" xmlns:wpg="http://schemas.microsoft.com/office/word/2010/wordprocessingGroup" xmlns:wpi="http://schemas.microsoft.com/office/word/2010/wordprocessingInk" xmlns:wne="http://schemas.microsoft.com/office/word/2006/wordml" xmlns:wps="http://schemas.microsoft.com/office/word/2010/wordprocessingShape" mc:Ignorable="w14 w15 w16se w16cid w16 w16cex w16sdtdh wp14">
+  <w:p>
+    <w:pPr>
+      <w:pStyle w:val="Header"/>
+    </w:pPr>
+  </w:p>
+</w:hdr>
+</file>
+
+<file path=word/header3.xml><?xml version="1.0" encoding="utf-8"?>
 <w:hdr xmlns:wpc="http://schemas.microsoft.com/office/word/2010/wordprocessingCanvas" xmlns:cx="http://schemas.microsoft.com/office/drawing/2014/chartex" xmlns:cx1="http://schemas.microsoft.com/office/drawing/2015/9/8/chartex" xmlns:cx2="http://schemas.microsoft.com/office/drawing/2015/10/21/chartex" xmlns:cx3="http://schemas.microsoft.com/office/drawing/2016/5/9/chartex" xmlns:cx4="http://schemas.microsoft.com/office/drawing/2016/5/10/chartex" xmlns:cx5="http://schemas.microsoft.com/office/drawing/2016/5/11/chartex" xmlns:cx6="http://schemas.microsoft.com/office/drawing/2016/5/12/chartex" xmlns:cx7="http://schemas.microsoft.com/office/drawing/2016/5/13/chartex" xmlns:cx8="http://schemas.microsoft.com/office/drawing/2016/5/14/chartex" xmlns:mc="http://schemas.openxmlformats.org/markup-compatibility/2006" xmlns:aink="http://schemas.microsoft.com/office/drawing/2016/ink" xmlns:am3d="http://schemas.microsoft.com/office/drawing/2017/model3d" xmlns:o="urn:schemas-microsoft-com:office:office" xmlns:oel="http://schemas.microsoft.com/office/2019/extlst" xmlns:r="http://schemas.openxmlformats.org/officeDocument/2006/relationships" xmlns:m="http://schemas.openxmlformats.org/officeDocument/2006/math" xmlns:v="urn:schemas-microsoft-com:vml" xmlns:wp14="http://schemas.microsoft.com/office/word/2010/wordprocessingDrawing" xmlns:wp="http://schemas.openxmlformats.org/drawingml/2006/wordprocessingDrawing" xmlns:w10="urn:schemas-microsoft-com:office:word" xmlns:w="http://schemas.openxmlformats.org/wordprocessingml/2006/main" xmlns:w14="http://schemas.microsoft.com/office/word/2010/wordml" xmlns:w15="http://schemas.microsoft.com/office/word/2012/wordml" xmlns:w16cex="http://schemas.microsoft.com/office/word/2018/wordml/cex" xmlns:w16cid="http://schemas.microsoft.com/office/word/2016/wordml/cid" xmlns:w16="http://schemas.microsoft.com/office/word/2018/wordml" xmlns:w16sdtdh="http://schemas.microsoft.com/office/word/2020/wordml/sdtdatahash" xmlns:w16se="http://schemas.microsoft.com/office/word/2015/wordml/symex" xmlns:wpg="http://schemas.microsoft.com/office/word/2010/wordprocessingGroup" xmlns:wpi="http://schemas.microsoft.com/office/word/2010/wordprocessingInk" xmlns:wne="http://schemas.microsoft.com/office/word/2006/wordml" xmlns:wps="http://schemas.microsoft.com/office/word/2010/wordprocessingShape" mc:Ignorable="w14 w15 w16se w16cid w16 w16cex w16sdtdh wp14">
   <w:p>
     <w:pPr>
@@ -3732,6 +3114,7 @@
   <w:style w:type="character" w:default="1" w:styleId="DefaultParagraphFont">
     <w:name w:val="Default Paragraph Font"/>
     <w:uiPriority w:val="1"/>
+    <w:semiHidden/>
     <w:unhideWhenUsed/>
   </w:style>
   <w:style w:type="table" w:default="1" w:styleId="TableNormal">
